--- a/4019/LO1 Maths Workbook Example Solutions/LO1 Test for Unit 4019.docx
+++ b/4019/LO1 Maths Workbook Example Solutions/LO1 Test for Unit 4019.docx
@@ -1136,7 +1136,6 @@
                 <w:szCs w:val="24"/>
               </w:rPr>
             </w:pPr>
-            <w:proofErr w:type="spellStart"/>
             <w:r>
               <w:rPr>
                 <w:rFonts w:ascii="Arial" w:hAnsi="Arial" w:cs="Arial"/>
@@ -1145,10 +1144,12 @@
                 <w:sz w:val="24"/>
                 <w:szCs w:val="24"/>
               </w:rPr>
-              <w:t>Achived</w:t>
+              <w:t>Achived?</w:t>
             </w:r>
-            <w:proofErr w:type="spellEnd"/>
-            <w:r>
+          </w:p>
+          <w:p>
+            <w:pPr>
+              <w:jc w:val="center"/>
               <w:rPr>
                 <w:rFonts w:ascii="Arial" w:hAnsi="Arial" w:cs="Arial"/>
                 <w:b/>
@@ -1156,12 +1157,8 @@
                 <w:sz w:val="24"/>
                 <w:szCs w:val="24"/>
               </w:rPr>
-              <w:t>?</w:t>
-            </w:r>
-          </w:p>
-          <w:p>
-            <w:pPr>
-              <w:jc w:val="center"/>
+            </w:pPr>
+            <w:r>
               <w:rPr>
                 <w:rFonts w:ascii="Arial" w:hAnsi="Arial" w:cs="Arial"/>
                 <w:b/>
@@ -1169,60 +1166,33 @@
                 <w:sz w:val="24"/>
                 <w:szCs w:val="24"/>
               </w:rPr>
-            </w:pPr>
-            <w:r>
-              <w:rPr>
-                <w:rFonts w:ascii="Arial" w:hAnsi="Arial" w:cs="Arial"/>
-                <w:b/>
-                <w:bCs/>
+              <w:t>Y/N</w:t>
+            </w:r>
+          </w:p>
+        </w:tc>
+      </w:tr>
+      <w:tr>
+        <w:tc>
+          <w:tcPr>
+            <w:tcW w:w="1806" w:type="dxa"/>
+            <w:vMerge w:val="restart"/>
+          </w:tcPr>
+          <w:p>
+            <w:pPr>
+              <w:spacing w:line="276" w:lineRule="auto"/>
+              <w:rPr>
+                <w:rFonts w:ascii="Arial" w:hAnsi="Arial" w:cs="Arial"/>
                 <w:sz w:val="24"/>
                 <w:szCs w:val="24"/>
               </w:rPr>
-              <w:t>Y/N</w:t>
-            </w:r>
-          </w:p>
-        </w:tc>
-      </w:tr>
-      <w:tr>
-        <w:tc>
-          <w:tcPr>
-            <w:tcW w:w="1806" w:type="dxa"/>
-            <w:vMerge w:val="restart"/>
-          </w:tcPr>
-          <w:p>
-            <w:pPr>
-              <w:spacing w:line="276" w:lineRule="auto"/>
+            </w:pPr>
+            <w:r>
               <w:rPr>
                 <w:rFonts w:ascii="Arial" w:hAnsi="Arial" w:cs="Arial"/>
                 <w:sz w:val="24"/>
                 <w:szCs w:val="24"/>
               </w:rPr>
-            </w:pPr>
-            <w:r>
-              <w:rPr>
-                <w:rFonts w:ascii="Arial" w:hAnsi="Arial" w:cs="Arial"/>
-                <w:sz w:val="24"/>
-                <w:szCs w:val="24"/>
-              </w:rPr>
-              <w:t xml:space="preserve">Apply an understanding of fundamental electrical quantities to </w:t>
-            </w:r>
-            <w:proofErr w:type="spellStart"/>
-            <w:r>
-              <w:rPr>
-                <w:rFonts w:ascii="Arial" w:hAnsi="Arial" w:cs="Arial"/>
-                <w:sz w:val="24"/>
-                <w:szCs w:val="24"/>
-              </w:rPr>
-              <w:t>analyse</w:t>
-            </w:r>
-            <w:proofErr w:type="spellEnd"/>
-            <w:r>
-              <w:rPr>
-                <w:rFonts w:ascii="Arial" w:hAnsi="Arial" w:cs="Arial"/>
-                <w:sz w:val="24"/>
-                <w:szCs w:val="24"/>
-              </w:rPr>
-              <w:t xml:space="preserve"> circuits with constant voltages and currents</w:t>
+              <w:t>Apply an understanding of fundamental electrical quantities to analyse circuits with constant voltages and currents</w:t>
             </w:r>
           </w:p>
         </w:tc>
